--- a/Coding 2 - year/Unit 7 - Capstone Project/Daily Lesson Plans/Word/Day 24.docx
+++ b/Coding 2 - year/Unit 7 - Capstone Project/Daily Lesson Plans/Word/Day 24.docx
@@ -50,12 +50,15 @@
               </w:rPr>
               <w:t xml:space="preserve">Coding II — Full Year</w:t>
             </w:r>
-          </w:p>
-          <w:p>
-            <w:pPr>
-              <w:spacing w:before="40"/>
-              <w:jc w:val="center"/>
-            </w:pPr>
+            <w:r>
+              <w:rPr>
+                <w:rFonts w:ascii="Arial" w:cs="Arial" w:eastAsia="Arial" w:hAnsi="Arial"/>
+                <w:sz w:val="16"/>
+                <w:szCs w:val="16"/>
+              </w:rPr>
+              <w:br/>
+              <w:t xml:space="preserve"/>
+            </w:r>
             <w:r>
               <w:rPr>
                 <w:rFonts w:ascii="Arial" w:cs="Arial" w:eastAsia="Arial" w:hAnsi="Arial"/>
@@ -83,7 +86,7 @@
           <w:rFonts w:ascii="Arial" w:cs="Arial" w:eastAsia="Arial" w:hAnsi="Arial"/>
           <w:b/>
           <w:bCs/>
-          <w:color w:val="0D3B1F"/>
+          <w:color w:val="1B7A4A"/>
           <w:sz w:val="32"/>
           <w:szCs w:val="32"/>
         </w:rPr>
@@ -200,9 +203,9 @@
               <w:right w:val="single" w:color="CCCCCC" w:sz="1"/>
             </w:tcBorders>
             <w:tcMar>
-              <w:top w:type="dxa" w:w="60"/>
+              <w:top w:type="dxa" w:w="80"/>
               <w:left w:type="dxa" w:w="120"/>
-              <w:bottom w:type="dxa" w:w="60"/>
+              <w:bottom w:type="dxa" w:w="80"/>
               <w:right w:type="dxa" w:w="120"/>
             </w:tcMar>
           </w:tcPr>
@@ -229,20 +232,147 @@
               <w:right w:val="single" w:color="CCCCCC" w:sz="1"/>
             </w:tcBorders>
             <w:tcMar>
-              <w:top w:type="dxa" w:w="60"/>
+              <w:top w:type="dxa" w:w="80"/>
               <w:left w:type="dxa" w:w="120"/>
-              <w:bottom w:type="dxa" w:w="60"/>
+              <w:bottom w:type="dxa" w:w="80"/>
               <w:right w:type="dxa" w:w="120"/>
             </w:tcMar>
           </w:tcPr>
           <w:p>
-            <w:r>
-              <w:rPr>
-                <w:rFonts w:ascii="Arial" w:cs="Arial" w:eastAsia="Arial" w:hAnsi="Arial"/>
-                <w:sz w:val="20"/>
-                <w:szCs w:val="20"/>
+            <w:pPr>
+              <w:spacing w:after="80" w:before="80"/>
+            </w:pPr>
+            <w:r>
+              <w:rPr>
+                <w:rFonts w:ascii="Arial" w:cs="Arial" w:eastAsia="Arial" w:hAnsi="Arial"/>
+                <w:b/>
+                <w:bCs/>
+                <w:i w:val="false"/>
+                <w:iCs w:val="false"/>
+                <w:color w:val="000000"/>
+                <w:sz w:val="22"/>
+                <w:szCs w:val="22"/>
               </w:rPr>
               <w:t xml:space="preserve">Bell Ringer / Review</w:t>
+            </w:r>
+            <w:r>
+              <w:rPr>
+                <w:rFonts w:ascii="Arial" w:cs="Arial" w:eastAsia="Arial" w:hAnsi="Arial"/>
+                <w:sz w:val="20"/>
+                <w:szCs w:val="20"/>
+              </w:rPr>
+              <w:br/>
+              <w:t xml:space="preserve"/>
+            </w:r>
+            <w:r>
+              <w:rPr>
+                <w:rFonts w:ascii="Arial" w:cs="Arial" w:eastAsia="Arial" w:hAnsi="Arial"/>
+                <w:sz w:val="20"/>
+                <w:szCs w:val="20"/>
+              </w:rPr>
+              <w:br/>
+              <w:t xml:space="preserve"/>
+            </w:r>
+            <w:r>
+              <w:rPr>
+                <w:rFonts w:ascii="Arial" w:cs="Arial" w:eastAsia="Arial" w:hAnsi="Arial"/>
+                <w:b/>
+                <w:bCs/>
+                <w:i w:val="false"/>
+                <w:iCs w:val="false"/>
+                <w:color w:val="000000"/>
+                <w:sz w:val="20"/>
+                <w:szCs w:val="20"/>
+              </w:rPr>
+              <w:t xml:space="preserve">Quick Write </w:t>
+            </w:r>
+            <w:r>
+              <w:rPr>
+                <w:rFonts w:ascii="Arial" w:cs="Arial" w:eastAsia="Arial" w:hAnsi="Arial"/>
+                <w:b w:val="false"/>
+                <w:bCs w:val="false"/>
+                <w:i w:val="false"/>
+                <w:iCs w:val="false"/>
+                <w:color w:val="000000"/>
+                <w:sz w:val="20"/>
+                <w:szCs w:val="20"/>
+              </w:rPr>
+              <w:t xml:space="preserve">(3 min — written or verbal):</w:t>
+            </w:r>
+            <w:r>
+              <w:rPr>
+                <w:rFonts w:ascii="Arial" w:cs="Arial" w:eastAsia="Arial" w:hAnsi="Arial"/>
+                <w:sz w:val="20"/>
+                <w:szCs w:val="20"/>
+              </w:rPr>
+              <w:br/>
+              <w:t xml:space="preserve"/>
+            </w:r>
+            <w:r>
+              <w:rPr>
+                <w:rFonts w:ascii="Arial" w:cs="Arial" w:eastAsia="Arial" w:hAnsi="Arial"/>
+                <w:b w:val="false"/>
+                <w:bCs w:val="false"/>
+                <w:i w:val="false"/>
+                <w:iCs w:val="false"/>
+                <w:color w:val="000000"/>
+                <w:sz w:val="20"/>
+                <w:szCs w:val="20"/>
+              </w:rPr>
+              <w:t xml:space="preserve">    What do you remember from last class?</w:t>
+            </w:r>
+            <w:r>
+              <w:rPr>
+                <w:rFonts w:ascii="Arial" w:cs="Arial" w:eastAsia="Arial" w:hAnsi="Arial"/>
+                <w:sz w:val="20"/>
+                <w:szCs w:val="20"/>
+              </w:rPr>
+              <w:br/>
+              <w:t xml:space="preserve"/>
+            </w:r>
+            <w:r>
+              <w:rPr>
+                <w:rFonts w:ascii="Arial" w:cs="Arial" w:eastAsia="Arial" w:hAnsi="Arial"/>
+                <w:sz w:val="20"/>
+                <w:szCs w:val="20"/>
+              </w:rPr>
+              <w:br/>
+              <w:t xml:space="preserve"/>
+            </w:r>
+            <w:r>
+              <w:rPr>
+                <w:rFonts w:ascii="Arial" w:cs="Arial" w:eastAsia="Arial" w:hAnsi="Arial"/>
+                <w:b w:val="false"/>
+                <w:bCs w:val="false"/>
+                <w:i/>
+                <w:iCs/>
+                <w:color w:val="444444"/>
+                <w:sz w:val="20"/>
+                <w:szCs w:val="20"/>
+              </w:rPr>
+              <w:t xml:space="preserve">What do you think today's topic "Capstone Presentations (Group 2)" is about?</w:t>
+            </w:r>
+            <w:r>
+              <w:rPr>
+                <w:rFonts w:ascii="Arial" w:cs="Arial" w:eastAsia="Arial" w:hAnsi="Arial"/>
+                <w:sz w:val="20"/>
+                <w:szCs w:val="20"/>
+              </w:rPr>
+              <w:br/>
+              <w:t xml:space="preserve"/>
+            </w:r>
+            <w:r>
+              <w:rPr>
+                <w:rFonts w:ascii="Arial" w:cs="Arial" w:eastAsia="Arial" w:hAnsi="Arial"/>
+                <w:b w:val="false"/>
+                <w:bCs w:val="false"/>
+                <w:i/>
+                <w:iCs/>
+                <w:color w:val="555555"/>
+                <w:sz w:val="20"/>
+                <w:szCs w:val="20"/>
+              </w:rPr>
+              <w:t xml:space="preserve">→ Pair-share your response, then 2–3 students share with the class.</w:t>
             </w:r>
           </w:p>
         </w:tc>
@@ -258,9 +388,9 @@
               <w:right w:val="single" w:color="CCCCCC" w:sz="1"/>
             </w:tcBorders>
             <w:tcMar>
-              <w:top w:type="dxa" w:w="60"/>
+              <w:top w:type="dxa" w:w="80"/>
               <w:left w:type="dxa" w:w="120"/>
-              <w:bottom w:type="dxa" w:w="60"/>
+              <w:bottom w:type="dxa" w:w="80"/>
               <w:right w:type="dxa" w:w="120"/>
             </w:tcMar>
           </w:tcPr>
@@ -287,20 +417,120 @@
               <w:right w:val="single" w:color="CCCCCC" w:sz="1"/>
             </w:tcBorders>
             <w:tcMar>
-              <w:top w:type="dxa" w:w="60"/>
+              <w:top w:type="dxa" w:w="80"/>
               <w:left w:type="dxa" w:w="120"/>
-              <w:bottom w:type="dxa" w:w="60"/>
+              <w:bottom w:type="dxa" w:w="80"/>
               <w:right w:type="dxa" w:w="120"/>
             </w:tcMar>
           </w:tcPr>
           <w:p>
-            <w:r>
-              <w:rPr>
-                <w:rFonts w:ascii="Arial" w:cs="Arial" w:eastAsia="Arial" w:hAnsi="Arial"/>
-                <w:sz w:val="20"/>
-                <w:szCs w:val="20"/>
-              </w:rPr>
-              <w:t xml:space="preserve">Mini Lesson: Capstone Presentations (Group 2)</w:t>
+            <w:pPr>
+              <w:spacing w:after="80" w:before="80"/>
+            </w:pPr>
+            <w:r>
+              <w:rPr>
+                <w:rFonts w:ascii="Arial" w:cs="Arial" w:eastAsia="Arial" w:hAnsi="Arial"/>
+                <w:b/>
+                <w:bCs/>
+                <w:i w:val="false"/>
+                <w:iCs w:val="false"/>
+                <w:color w:val="000000"/>
+                <w:sz w:val="22"/>
+                <w:szCs w:val="22"/>
+              </w:rPr>
+              <w:t xml:space="preserve">Mini Lesson: </w:t>
+            </w:r>
+            <w:r>
+              <w:rPr>
+                <w:rFonts w:ascii="Arial" w:cs="Arial" w:eastAsia="Arial" w:hAnsi="Arial"/>
+                <w:b w:val="false"/>
+                <w:bCs w:val="false"/>
+                <w:i w:val="false"/>
+                <w:iCs w:val="false"/>
+                <w:color w:val="000000"/>
+                <w:sz w:val="22"/>
+                <w:szCs w:val="22"/>
+              </w:rPr>
+              <w:t xml:space="preserve">Capstone Presentations (Group 2)</w:t>
+            </w:r>
+            <w:r>
+              <w:rPr>
+                <w:rFonts w:ascii="Arial" w:cs="Arial" w:eastAsia="Arial" w:hAnsi="Arial"/>
+                <w:sz w:val="20"/>
+                <w:szCs w:val="20"/>
+              </w:rPr>
+              <w:br/>
+              <w:t xml:space="preserve"/>
+            </w:r>
+            <w:r>
+              <w:rPr>
+                <w:rFonts w:ascii="Arial" w:cs="Arial" w:eastAsia="Arial" w:hAnsi="Arial"/>
+                <w:sz w:val="20"/>
+                <w:szCs w:val="20"/>
+              </w:rPr>
+              <w:br/>
+              <w:t xml:space="preserve"/>
+            </w:r>
+            <w:r>
+              <w:rPr>
+                <w:rFonts w:ascii="Arial" w:cs="Arial" w:eastAsia="Arial" w:hAnsi="Arial"/>
+                <w:b/>
+                <w:bCs/>
+                <w:i/>
+                <w:iCs/>
+                <w:color w:val="555555"/>
+                <w:sz w:val="20"/>
+                <w:szCs w:val="20"/>
+              </w:rPr>
+              <w:t xml:space="preserve">→ Live Demo — </w:t>
+            </w:r>
+            <w:r>
+              <w:rPr>
+                <w:rFonts w:ascii="Arial" w:cs="Arial" w:eastAsia="Arial" w:hAnsi="Arial"/>
+                <w:b w:val="false"/>
+                <w:bCs w:val="false"/>
+                <w:i/>
+                <w:iCs/>
+                <w:color w:val="555555"/>
+                <w:sz w:val="20"/>
+                <w:szCs w:val="20"/>
+              </w:rPr>
+              <w:t xml:space="preserve">type examples as students follow along in their own editor.</w:t>
+            </w:r>
+            <w:r>
+              <w:rPr>
+                <w:rFonts w:ascii="Arial" w:cs="Arial" w:eastAsia="Arial" w:hAnsi="Arial"/>
+                <w:sz w:val="20"/>
+                <w:szCs w:val="20"/>
+              </w:rPr>
+              <w:br/>
+              <w:t xml:space="preserve"/>
+            </w:r>
+            <w:r>
+              <w:rPr>
+                <w:rFonts w:ascii="Arial" w:cs="Arial" w:eastAsia="Arial" w:hAnsi="Arial"/>
+                <w:b/>
+                <w:bCs/>
+                <w:i/>
+                <w:iCs/>
+                <w:color w:val="555555"/>
+                <w:sz w:val="20"/>
+                <w:szCs w:val="20"/>
+              </w:rPr>
+              <w:t xml:space="preserve">→ Check for Understanding: </w:t>
+            </w:r>
+            <w:r>
+              <w:rPr>
+                <w:rFonts w:ascii="Arial" w:cs="Arial" w:eastAsia="Arial" w:hAnsi="Arial"/>
+                <w:b w:val="false"/>
+                <w:bCs w:val="false"/>
+                <w:i/>
+                <w:iCs/>
+                <w:color w:val="555555"/>
+                <w:sz w:val="20"/>
+                <w:szCs w:val="20"/>
+              </w:rPr>
+              <w:t xml:space="preserve">pause and cold-call: “Can someone explain what we just did in their own words?”</w:t>
             </w:r>
           </w:p>
         </w:tc>
@@ -316,9 +546,9 @@
               <w:right w:val="single" w:color="CCCCCC" w:sz="1"/>
             </w:tcBorders>
             <w:tcMar>
-              <w:top w:type="dxa" w:w="60"/>
+              <w:top w:type="dxa" w:w="80"/>
               <w:left w:type="dxa" w:w="120"/>
-              <w:bottom w:type="dxa" w:w="60"/>
+              <w:bottom w:type="dxa" w:w="80"/>
               <w:right w:type="dxa" w:w="120"/>
             </w:tcMar>
           </w:tcPr>
@@ -331,7 +561,7 @@
                 <w:sz w:val="20"/>
                 <w:szCs w:val="20"/>
               </w:rPr>
-              <w:t xml:space="preserve">15-20 min</w:t>
+              <w:t xml:space="preserve">15–20 min</w:t>
             </w:r>
           </w:p>
         </w:tc>
@@ -345,20 +575,81 @@
               <w:right w:val="single" w:color="CCCCCC" w:sz="1"/>
             </w:tcBorders>
             <w:tcMar>
-              <w:top w:type="dxa" w:w="60"/>
+              <w:top w:type="dxa" w:w="80"/>
               <w:left w:type="dxa" w:w="120"/>
-              <w:bottom w:type="dxa" w:w="60"/>
+              <w:bottom w:type="dxa" w:w="80"/>
               <w:right w:type="dxa" w:w="120"/>
             </w:tcMar>
           </w:tcPr>
           <w:p>
-            <w:r>
-              <w:rPr>
-                <w:rFonts w:ascii="Arial" w:cs="Arial" w:eastAsia="Arial" w:hAnsi="Arial"/>
-                <w:sz w:val="20"/>
-                <w:szCs w:val="20"/>
+            <w:pPr>
+              <w:spacing w:after="80" w:before="80"/>
+            </w:pPr>
+            <w:r>
+              <w:rPr>
+                <w:rFonts w:ascii="Arial" w:cs="Arial" w:eastAsia="Arial" w:hAnsi="Arial"/>
+                <w:b/>
+                <w:bCs/>
+                <w:i w:val="false"/>
+                <w:iCs w:val="false"/>
+                <w:color w:val="000000"/>
+                <w:sz w:val="22"/>
+                <w:szCs w:val="22"/>
               </w:rPr>
               <w:t xml:space="preserve">Independent Practice / Code Along</w:t>
+            </w:r>
+            <w:r>
+              <w:rPr>
+                <w:rFonts w:ascii="Arial" w:cs="Arial" w:eastAsia="Arial" w:hAnsi="Arial"/>
+                <w:sz w:val="20"/>
+                <w:szCs w:val="20"/>
+              </w:rPr>
+              <w:br/>
+              <w:t xml:space="preserve"/>
+            </w:r>
+            <w:r>
+              <w:rPr>
+                <w:rFonts w:ascii="Arial" w:cs="Arial" w:eastAsia="Arial" w:hAnsi="Arial"/>
+                <w:b w:val="false"/>
+                <w:bCs w:val="false"/>
+                <w:i w:val="false"/>
+                <w:iCs w:val="false"/>
+                <w:color w:val="000000"/>
+                <w:sz w:val="20"/>
+                <w:szCs w:val="20"/>
+              </w:rPr>
+              <w:t xml:space="preserve">    Work through problems from the day's exercise set.</w:t>
+            </w:r>
+            <w:r>
+              <w:rPr>
+                <w:rFonts w:ascii="Arial" w:cs="Arial" w:eastAsia="Arial" w:hAnsi="Arial"/>
+                <w:sz w:val="20"/>
+                <w:szCs w:val="20"/>
+              </w:rPr>
+              <w:br/>
+              <w:t xml:space="preserve"/>
+            </w:r>
+            <w:r>
+              <w:rPr>
+                <w:rFonts w:ascii="Arial" w:cs="Arial" w:eastAsia="Arial" w:hAnsi="Arial"/>
+                <w:sz w:val="20"/>
+                <w:szCs w:val="20"/>
+              </w:rPr>
+              <w:br/>
+              <w:t xml:space="preserve"/>
+            </w:r>
+            <w:r>
+              <w:rPr>
+                <w:rFonts w:ascii="Arial" w:cs="Arial" w:eastAsia="Arial" w:hAnsi="Arial"/>
+                <w:b w:val="false"/>
+                <w:bCs w:val="false"/>
+                <w:i/>
+                <w:iCs/>
+                <w:color w:val="555555"/>
+                <w:sz w:val="20"/>
+                <w:szCs w:val="20"/>
+              </w:rPr>
+              <w:t xml:space="preserve">→ Teacher circulates — offer hints, check for understanding.</w:t>
             </w:r>
           </w:p>
         </w:tc>
@@ -374,9 +665,9 @@
               <w:right w:val="single" w:color="CCCCCC" w:sz="1"/>
             </w:tcBorders>
             <w:tcMar>
-              <w:top w:type="dxa" w:w="60"/>
+              <w:top w:type="dxa" w:w="80"/>
               <w:left w:type="dxa" w:w="120"/>
-              <w:bottom w:type="dxa" w:w="60"/>
+              <w:bottom w:type="dxa" w:w="80"/>
               <w:right w:type="dxa" w:w="120"/>
             </w:tcMar>
           </w:tcPr>
@@ -403,20 +694,90 @@
               <w:right w:val="single" w:color="CCCCCC" w:sz="1"/>
             </w:tcBorders>
             <w:tcMar>
-              <w:top w:type="dxa" w:w="60"/>
+              <w:top w:type="dxa" w:w="80"/>
               <w:left w:type="dxa" w:w="120"/>
-              <w:bottom w:type="dxa" w:w="60"/>
+              <w:bottom w:type="dxa" w:w="80"/>
               <w:right w:type="dxa" w:w="120"/>
             </w:tcMar>
           </w:tcPr>
           <w:p>
-            <w:r>
-              <w:rPr>
-                <w:rFonts w:ascii="Arial" w:cs="Arial" w:eastAsia="Arial" w:hAnsi="Arial"/>
-                <w:sz w:val="20"/>
-                <w:szCs w:val="20"/>
+            <w:pPr>
+              <w:spacing w:after="80" w:before="80"/>
+            </w:pPr>
+            <w:r>
+              <w:rPr>
+                <w:rFonts w:ascii="Arial" w:cs="Arial" w:eastAsia="Arial" w:hAnsi="Arial"/>
+                <w:b/>
+                <w:bCs/>
+                <w:i w:val="false"/>
+                <w:iCs w:val="false"/>
+                <w:color w:val="000000"/>
+                <w:sz w:val="22"/>
+                <w:szCs w:val="22"/>
               </w:rPr>
               <w:t xml:space="preserve">Exit Ticket / Wrap-Up</w:t>
+            </w:r>
+            <w:r>
+              <w:rPr>
+                <w:rFonts w:ascii="Arial" w:cs="Arial" w:eastAsia="Arial" w:hAnsi="Arial"/>
+                <w:sz w:val="20"/>
+                <w:szCs w:val="20"/>
+              </w:rPr>
+              <w:br/>
+              <w:t xml:space="preserve"/>
+            </w:r>
+            <w:r>
+              <w:rPr>
+                <w:rFonts w:ascii="Arial" w:cs="Arial" w:eastAsia="Arial" w:hAnsi="Arial"/>
+                <w:sz w:val="20"/>
+                <w:szCs w:val="20"/>
+              </w:rPr>
+              <w:br/>
+              <w:t xml:space="preserve"/>
+            </w:r>
+            <w:r>
+              <w:rPr>
+                <w:rFonts w:ascii="Arial" w:cs="Arial" w:eastAsia="Arial" w:hAnsi="Arial"/>
+                <w:b w:val="false"/>
+                <w:bCs w:val="false"/>
+                <w:i w:val="false"/>
+                <w:iCs w:val="false"/>
+                <w:color w:val="000000"/>
+                <w:sz w:val="20"/>
+                <w:szCs w:val="20"/>
+              </w:rPr>
+              <w:t xml:space="preserve">What is one key concept you learned today?</w:t>
+            </w:r>
+            <w:r>
+              <w:rPr>
+                <w:rFonts w:ascii="Arial" w:cs="Arial" w:eastAsia="Arial" w:hAnsi="Arial"/>
+                <w:sz w:val="20"/>
+                <w:szCs w:val="20"/>
+              </w:rPr>
+              <w:br/>
+              <w:t xml:space="preserve"/>
+            </w:r>
+            <w:r>
+              <w:rPr>
+                <w:rFonts w:ascii="Arial" w:cs="Arial" w:eastAsia="Arial" w:hAnsi="Arial"/>
+                <w:sz w:val="20"/>
+                <w:szCs w:val="20"/>
+              </w:rPr>
+              <w:br/>
+              <w:t xml:space="preserve"/>
+            </w:r>
+            <w:r>
+              <w:rPr>
+                <w:rFonts w:ascii="Arial" w:cs="Arial" w:eastAsia="Arial" w:hAnsi="Arial"/>
+                <w:b w:val="false"/>
+                <w:bCs w:val="false"/>
+                <w:i/>
+                <w:iCs/>
+                <w:color w:val="555555"/>
+                <w:sz w:val="20"/>
+                <w:szCs w:val="20"/>
+              </w:rPr>
+              <w:t xml:space="preserve">→ 3–2–1: Name 3 things learned, 2 new vocab words, 1 question you still have.</w:t>
             </w:r>
           </w:p>
         </w:tc>

--- a/Coding 2 - year/Unit 7 - Capstone Project/Daily Lesson Plans/Word/Day 24.docx
+++ b/Coding 2 - year/Unit 7 - Capstone Project/Daily Lesson Plans/Word/Day 24.docx
@@ -319,7 +319,7 @@
                 <w:sz w:val="20"/>
                 <w:szCs w:val="20"/>
               </w:rPr>
-              <w:t xml:space="preserve">    What do you remember from last class?</w:t>
+              <w:t xml:space="preserve">    What do you already know about Capstone Presentations (Group 2)? Write down at least one thing.</w:t>
             </w:r>
             <w:r>
               <w:rPr>
@@ -350,7 +350,7 @@
                 <w:sz w:val="20"/>
                 <w:szCs w:val="20"/>
               </w:rPr>
-              <w:t xml:space="preserve">What do you think today's topic "Capstone Presentations (Group 2)" is about?</w:t>
+              <w:t xml:space="preserve">Today’s Goal: Explore and practice Capstone Presentations (Group 2).</w:t>
             </w:r>
             <w:r>
               <w:rPr>
@@ -746,7 +746,7 @@
                 <w:sz w:val="20"/>
                 <w:szCs w:val="20"/>
               </w:rPr>
-              <w:t xml:space="preserve">What is one key concept you learned today?</w:t>
+              <w:t xml:space="preserve">Name one new thing you learned about Capstone Presentations (Group 2) today and one question you still have.</w:t>
             </w:r>
             <w:r>
               <w:rPr>

--- a/Coding 2 - year/Unit 7 - Capstone Project/Daily Lesson Plans/Word/Day 24.docx
+++ b/Coding 2 - year/Unit 7 - Capstone Project/Daily Lesson Plans/Word/Day 24.docx
@@ -342,6 +342,72 @@
             <w:r>
               <w:rPr>
                 <w:rFonts w:ascii="Arial" w:cs="Arial" w:eastAsia="Arial" w:hAnsi="Arial"/>
+                <w:b/>
+                <w:bCs/>
+                <w:i w:val="false"/>
+                <w:iCs w:val="false"/>
+                <w:color w:val="000000"/>
+                <w:sz w:val="20"/>
+                <w:szCs w:val="20"/>
+              </w:rPr>
+              <w:t xml:space="preserve">Vocabulary Preview — </w:t>
+            </w:r>
+            <w:r>
+              <w:rPr>
+                <w:rFonts w:ascii="Arial" w:cs="Arial" w:eastAsia="Arial" w:hAnsi="Arial"/>
+                <w:b w:val="false"/>
+                <w:bCs w:val="false"/>
+                <w:i w:val="false"/>
+                <w:iCs w:val="false"/>
+                <w:color w:val="000000"/>
+                <w:sz w:val="20"/>
+                <w:szCs w:val="20"/>
+              </w:rPr>
+              <w:t xml:space="preserve">terms we'll use today:</w:t>
+            </w:r>
+            <w:r>
+              <w:rPr>
+                <w:rFonts w:ascii="Arial" w:cs="Arial" w:eastAsia="Arial" w:hAnsi="Arial"/>
+                <w:sz w:val="20"/>
+                <w:szCs w:val="20"/>
+              </w:rPr>
+              <w:br/>
+              <w:t xml:space="preserve"/>
+            </w:r>
+            <w:r>
+              <w:rPr>
+                <w:rFonts w:ascii="Arial" w:cs="Arial" w:eastAsia="Arial" w:hAnsi="Arial"/>
+                <w:b w:val="false"/>
+                <w:bCs w:val="false"/>
+                <w:i w:val="false"/>
+                <w:iCs w:val="false"/>
+                <w:color w:val="000000"/>
+                <w:sz w:val="20"/>
+                <w:szCs w:val="20"/>
+              </w:rPr>
+              <w:t xml:space="preserve">    • Minutes 0-5   •   Brief Intro &amp; Reminder   •   Minutes 5-50   •   Presentations (Group 2)   •   5–7 minutes per student   •   Approximately 4–6 students present</w:t>
+            </w:r>
+            <w:r>
+              <w:rPr>
+                <w:rFonts w:ascii="Arial" w:cs="Arial" w:eastAsia="Arial" w:hAnsi="Arial"/>
+                <w:sz w:val="20"/>
+                <w:szCs w:val="20"/>
+              </w:rPr>
+              <w:br/>
+              <w:t xml:space="preserve"/>
+            </w:r>
+            <w:r>
+              <w:rPr>
+                <w:rFonts w:ascii="Arial" w:cs="Arial" w:eastAsia="Arial" w:hAnsi="Arial"/>
+                <w:sz w:val="20"/>
+                <w:szCs w:val="20"/>
+              </w:rPr>
+              <w:br/>
+              <w:t xml:space="preserve"/>
+            </w:r>
+            <w:r>
+              <w:rPr>
+                <w:rFonts w:ascii="Arial" w:cs="Arial" w:eastAsia="Arial" w:hAnsi="Arial"/>
                 <w:b w:val="false"/>
                 <w:bCs w:val="false"/>
                 <w:i/>
@@ -474,6 +540,310 @@
             <w:r>
               <w:rPr>
                 <w:rFonts w:ascii="Arial" w:cs="Arial" w:eastAsia="Arial" w:hAnsi="Arial"/>
+                <w:b w:val="false"/>
+                <w:bCs w:val="false"/>
+                <w:i w:val="false"/>
+                <w:iCs w:val="false"/>
+                <w:color w:val="000000"/>
+                <w:sz w:val="20"/>
+                <w:szCs w:val="20"/>
+              </w:rPr>
+              <w:t xml:space="preserve">If you're in Group 2, today is your presentation day. If you presented yesterday, today you're in the audience—the same rules apply: be attentive, ask thoughtful questions, and celebrate your peers' work.</w:t>
+            </w:r>
+            <w:r>
+              <w:rPr>
+                <w:rFonts w:ascii="Arial" w:cs="Arial" w:eastAsia="Arial" w:hAnsi="Arial"/>
+                <w:sz w:val="20"/>
+                <w:szCs w:val="20"/>
+              </w:rPr>
+              <w:br/>
+              <w:t xml:space="preserve"/>
+            </w:r>
+            <w:r>
+              <w:rPr>
+                <w:rFonts w:ascii="Arial" w:cs="Arial" w:eastAsia="Arial" w:hAnsi="Arial"/>
+                <w:b w:val="false"/>
+                <w:bCs w:val="false"/>
+                <w:i w:val="false"/>
+                <w:iCs w:val="false"/>
+                <w:color w:val="000000"/>
+                <w:sz w:val="20"/>
+                <w:szCs w:val="20"/>
+              </w:rPr>
+              <w:t xml:space="preserve">Minutes 0-5: Brief Intro &amp; Reminder</w:t>
+            </w:r>
+            <w:r>
+              <w:rPr>
+                <w:rFonts w:ascii="Arial" w:cs="Arial" w:eastAsia="Arial" w:hAnsi="Arial"/>
+                <w:sz w:val="20"/>
+                <w:szCs w:val="20"/>
+              </w:rPr>
+              <w:br/>
+              <w:t xml:space="preserve"/>
+            </w:r>
+            <w:r>
+              <w:rPr>
+                <w:rFonts w:ascii="Arial" w:cs="Arial" w:eastAsia="Arial" w:hAnsi="Arial"/>
+                <w:sz w:val="20"/>
+                <w:szCs w:val="20"/>
+              </w:rPr>
+              <w:br/>
+              <w:t xml:space="preserve"/>
+            </w:r>
+            <w:r>
+              <w:rPr>
+                <w:rFonts w:ascii="Arial" w:cs="Arial" w:eastAsia="Arial" w:hAnsi="Arial"/>
+                <w:b/>
+                <w:bCs/>
+                <w:i w:val="false"/>
+                <w:iCs w:val="false"/>
+                <w:color w:val="000000"/>
+                <w:sz w:val="20"/>
+                <w:szCs w:val="20"/>
+              </w:rPr>
+              <w:t xml:space="preserve">Key Concepts:</w:t>
+            </w:r>
+            <w:r>
+              <w:rPr>
+                <w:rFonts w:ascii="Arial" w:cs="Arial" w:eastAsia="Arial" w:hAnsi="Arial"/>
+                <w:sz w:val="20"/>
+                <w:szCs w:val="20"/>
+              </w:rPr>
+              <w:br/>
+              <w:t xml:space="preserve"/>
+            </w:r>
+            <w:r>
+              <w:rPr>
+                <w:rFonts w:ascii="Arial" w:cs="Arial" w:eastAsia="Arial" w:hAnsi="Arial"/>
+                <w:b w:val="false"/>
+                <w:bCs w:val="false"/>
+                <w:i w:val="false"/>
+                <w:iCs w:val="false"/>
+                <w:color w:val="000000"/>
+                <w:sz w:val="20"/>
+                <w:szCs w:val="20"/>
+              </w:rPr>
+              <w:t xml:space="preserve">    • Teacher: quick welcome back, same norms as Day 23</w:t>
+            </w:r>
+            <w:r>
+              <w:rPr>
+                <w:rFonts w:ascii="Arial" w:cs="Arial" w:eastAsia="Arial" w:hAnsi="Arial"/>
+                <w:sz w:val="20"/>
+                <w:szCs w:val="20"/>
+              </w:rPr>
+              <w:br/>
+              <w:t xml:space="preserve"/>
+            </w:r>
+            <w:r>
+              <w:rPr>
+                <w:rFonts w:ascii="Arial" w:cs="Arial" w:eastAsia="Arial" w:hAnsi="Arial"/>
+                <w:b w:val="false"/>
+                <w:bCs w:val="false"/>
+                <w:i w:val="false"/>
+                <w:iCs w:val="false"/>
+                <w:color w:val="000000"/>
+                <w:sz w:val="20"/>
+                <w:szCs w:val="20"/>
+              </w:rPr>
+              <w:t xml:space="preserve">    • Group 2 students: you're on! Good luck.</w:t>
+            </w:r>
+            <w:r>
+              <w:rPr>
+                <w:rFonts w:ascii="Arial" w:cs="Arial" w:eastAsia="Arial" w:hAnsi="Arial"/>
+                <w:sz w:val="20"/>
+                <w:szCs w:val="20"/>
+              </w:rPr>
+              <w:br/>
+              <w:t xml:space="preserve"/>
+            </w:r>
+            <w:r>
+              <w:rPr>
+                <w:rFonts w:ascii="Arial" w:cs="Arial" w:eastAsia="Arial" w:hAnsi="Arial"/>
+                <w:b w:val="false"/>
+                <w:bCs w:val="false"/>
+                <w:i w:val="false"/>
+                <w:iCs w:val="false"/>
+                <w:color w:val="000000"/>
+                <w:sz w:val="20"/>
+                <w:szCs w:val="20"/>
+              </w:rPr>
+              <w:t xml:space="preserve">    • Audience: thank you for giving your classmates your attention</w:t>
+            </w:r>
+            <w:r>
+              <w:rPr>
+                <w:rFonts w:ascii="Arial" w:cs="Arial" w:eastAsia="Arial" w:hAnsi="Arial"/>
+                <w:sz w:val="20"/>
+                <w:szCs w:val="20"/>
+              </w:rPr>
+              <w:br/>
+              <w:t xml:space="preserve"/>
+            </w:r>
+            <w:r>
+              <w:rPr>
+                <w:rFonts w:ascii="Arial" w:cs="Arial" w:eastAsia="Arial" w:hAnsi="Arial"/>
+                <w:b w:val="false"/>
+                <w:bCs w:val="false"/>
+                <w:i w:val="false"/>
+                <w:iCs w:val="false"/>
+                <w:color w:val="000000"/>
+                <w:sz w:val="20"/>
+                <w:szCs w:val="20"/>
+              </w:rPr>
+              <w:t xml:space="preserve">    • Live demo or slides</w:t>
+            </w:r>
+            <w:r>
+              <w:rPr>
+                <w:rFonts w:ascii="Arial" w:cs="Arial" w:eastAsia="Arial" w:hAnsi="Arial"/>
+                <w:sz w:val="20"/>
+                <w:szCs w:val="20"/>
+              </w:rPr>
+              <w:br/>
+              <w:t xml:space="preserve"/>
+            </w:r>
+            <w:r>
+              <w:rPr>
+                <w:rFonts w:ascii="Arial" w:cs="Arial" w:eastAsia="Arial" w:hAnsi="Arial"/>
+                <w:b w:val="false"/>
+                <w:bCs w:val="false"/>
+                <w:i w:val="false"/>
+                <w:iCs w:val="false"/>
+                <w:color w:val="000000"/>
+                <w:sz w:val="20"/>
+                <w:szCs w:val="20"/>
+              </w:rPr>
+              <w:t xml:space="preserve">    • Q&amp;A (1–2 minutes)</w:t>
+            </w:r>
+            <w:r>
+              <w:rPr>
+                <w:rFonts w:ascii="Arial" w:cs="Arial" w:eastAsia="Arial" w:hAnsi="Arial"/>
+                <w:sz w:val="20"/>
+                <w:szCs w:val="20"/>
+              </w:rPr>
+              <w:br/>
+              <w:t xml:space="preserve"/>
+            </w:r>
+            <w:r>
+              <w:rPr>
+                <w:rFonts w:ascii="Arial" w:cs="Arial" w:eastAsia="Arial" w:hAnsi="Arial"/>
+                <w:b w:val="false"/>
+                <w:bCs w:val="false"/>
+                <w:i w:val="false"/>
+                <w:iCs w:val="false"/>
+                <w:color w:val="000000"/>
+                <w:sz w:val="20"/>
+                <w:szCs w:val="20"/>
+              </w:rPr>
+              <w:t xml:space="preserve">    • Teacher: recap of all presentations</w:t>
+            </w:r>
+            <w:r>
+              <w:rPr>
+                <w:rFonts w:ascii="Arial" w:cs="Arial" w:eastAsia="Arial" w:hAnsi="Arial"/>
+                <w:sz w:val="20"/>
+                <w:szCs w:val="20"/>
+              </w:rPr>
+              <w:br/>
+              <w:t xml:space="preserve"/>
+            </w:r>
+            <w:r>
+              <w:rPr>
+                <w:rFonts w:ascii="Arial" w:cs="Arial" w:eastAsia="Arial" w:hAnsi="Arial"/>
+                <w:b w:val="false"/>
+                <w:bCs w:val="false"/>
+                <w:i w:val="false"/>
+                <w:iCs w:val="false"/>
+                <w:color w:val="000000"/>
+                <w:sz w:val="20"/>
+                <w:szCs w:val="20"/>
+              </w:rPr>
+              <w:t xml:space="preserve">    • Thank everyone for sharing hard work</w:t>
+            </w:r>
+            <w:r>
+              <w:rPr>
+                <w:rFonts w:ascii="Arial" w:cs="Arial" w:eastAsia="Arial" w:hAnsi="Arial"/>
+                <w:sz w:val="20"/>
+                <w:szCs w:val="20"/>
+              </w:rPr>
+              <w:br/>
+              <w:t xml:space="preserve"/>
+            </w:r>
+            <w:r>
+              <w:rPr>
+                <w:rFonts w:ascii="Arial" w:cs="Arial" w:eastAsia="Arial" w:hAnsi="Arial"/>
+                <w:b w:val="false"/>
+                <w:bCs w:val="false"/>
+                <w:i w:val="false"/>
+                <w:iCs w:val="false"/>
+                <w:color w:val="000000"/>
+                <w:sz w:val="20"/>
+                <w:szCs w:val="20"/>
+              </w:rPr>
+              <w:t xml:space="preserve">    • Preview Day 25 (course wrap-up and reflection)</w:t>
+            </w:r>
+            <w:r>
+              <w:rPr>
+                <w:rFonts w:ascii="Arial" w:cs="Arial" w:eastAsia="Arial" w:hAnsi="Arial"/>
+                <w:sz w:val="20"/>
+                <w:szCs w:val="20"/>
+              </w:rPr>
+              <w:br/>
+              <w:t xml:space="preserve"/>
+            </w:r>
+            <w:r>
+              <w:rPr>
+                <w:rFonts w:ascii="Arial" w:cs="Arial" w:eastAsia="Arial" w:hAnsi="Arial"/>
+                <w:sz w:val="20"/>
+                <w:szCs w:val="20"/>
+              </w:rPr>
+              <w:br/>
+              <w:t xml:space="preserve"/>
+            </w:r>
+            <w:r>
+              <w:rPr>
+                <w:rFonts w:ascii="Arial" w:cs="Arial" w:eastAsia="Arial" w:hAnsi="Arial"/>
+                <w:b/>
+                <w:bCs/>
+                <w:i w:val="false"/>
+                <w:iCs w:val="false"/>
+                <w:color w:val="000000"/>
+                <w:sz w:val="20"/>
+                <w:szCs w:val="20"/>
+              </w:rPr>
+              <w:t xml:space="preserve">Vocabulary: </w:t>
+            </w:r>
+            <w:r>
+              <w:rPr>
+                <w:rFonts w:ascii="Arial" w:cs="Arial" w:eastAsia="Arial" w:hAnsi="Arial"/>
+                <w:b w:val="false"/>
+                <w:bCs w:val="false"/>
+                <w:i w:val="false"/>
+                <w:iCs w:val="false"/>
+                <w:color w:val="000000"/>
+                <w:sz w:val="20"/>
+                <w:szCs w:val="20"/>
+              </w:rPr>
+              <w:t xml:space="preserve">Minutes 0-5, Brief Intro &amp; Reminder, Minutes 5-50, Presentations (Group 2), 5–7 minutes per student, Approximately 4–6 students present</w:t>
+            </w:r>
+            <w:r>
+              <w:rPr>
+                <w:rFonts w:ascii="Arial" w:cs="Arial" w:eastAsia="Arial" w:hAnsi="Arial"/>
+                <w:sz w:val="20"/>
+                <w:szCs w:val="20"/>
+              </w:rPr>
+              <w:br/>
+              <w:t xml:space="preserve"/>
+            </w:r>
+            <w:r>
+              <w:rPr>
+                <w:rFonts w:ascii="Arial" w:cs="Arial" w:eastAsia="Arial" w:hAnsi="Arial"/>
+                <w:sz w:val="20"/>
+                <w:szCs w:val="20"/>
+              </w:rPr>
+              <w:br/>
+              <w:t xml:space="preserve"/>
+            </w:r>
+            <w:r>
+              <w:rPr>
+                <w:rFonts w:ascii="Arial" w:cs="Arial" w:eastAsia="Arial" w:hAnsi="Arial"/>
                 <w:b/>
                 <w:bCs/>
                 <w:i/>
@@ -561,7 +931,7 @@
                 <w:sz w:val="20"/>
                 <w:szCs w:val="20"/>
               </w:rPr>
-              <w:t xml:space="preserve">15–20 min</w:t>
+              <w:t xml:space="preserve">15 min</w:t>
             </w:r>
           </w:p>
         </w:tc>
@@ -596,7 +966,16 @@
                 <w:sz w:val="22"/>
                 <w:szCs w:val="22"/>
               </w:rPr>
-              <w:t xml:space="preserve">Independent Practice / Code Along</w:t>
+              <w:t xml:space="preserve">Guided Practice</w:t>
+            </w:r>
+            <w:r>
+              <w:rPr>
+                <w:rFonts w:ascii="Arial" w:cs="Arial" w:eastAsia="Arial" w:hAnsi="Arial"/>
+                <w:sz w:val="20"/>
+                <w:szCs w:val="20"/>
+              </w:rPr>
+              <w:br/>
+              <w:t xml:space="preserve"/>
             </w:r>
             <w:r>
               <w:rPr>
@@ -618,7 +997,14 @@
                 <w:sz w:val="20"/>
                 <w:szCs w:val="20"/>
               </w:rPr>
-              <w:t xml:space="preserve">    Work through problems from the day's exercise set.</w:t>
+              <w:t xml:space="preserve">- [ ] Presentation delivered
+- [ ] Answered questions confidently
+- [ ] Received peer feedback
+- [ ] Celebrated accomplishment
+- [ ] Ready to move to Day 25 (course wrap-up)
+- [ ] Watched all presentations attentively
+- [ ] Filled out evaluation forms
+- [ ] Asked thoughtful ques</w:t>
             </w:r>
             <w:r>
               <w:rPr>
@@ -649,7 +1035,7 @@
                 <w:sz w:val="20"/>
                 <w:szCs w:val="20"/>
               </w:rPr>
-              <w:t xml:space="preserve">→ Teacher circulates — offer hints, check for understanding.</w:t>
+              <w:t xml:space="preserve">→ Teacher models — students try alongside, then compare results.</w:t>
             </w:r>
           </w:p>
         </w:tc>
@@ -680,7 +1066,7 @@
                 <w:sz w:val="20"/>
                 <w:szCs w:val="20"/>
               </w:rPr>
-              <w:t xml:space="preserve">5 min</w:t>
+              <w:t xml:space="preserve">15–20 min</w:t>
             </w:r>
           </w:p>
         </w:tc>
@@ -715,16 +1101,7 @@
                 <w:sz w:val="22"/>
                 <w:szCs w:val="22"/>
               </w:rPr>
-              <w:t xml:space="preserve">Exit Ticket / Wrap-Up</w:t>
-            </w:r>
-            <w:r>
-              <w:rPr>
-                <w:rFonts w:ascii="Arial" w:cs="Arial" w:eastAsia="Arial" w:hAnsi="Arial"/>
-                <w:sz w:val="20"/>
-                <w:szCs w:val="20"/>
-              </w:rPr>
-              <w:br/>
-              <w:t xml:space="preserve"/>
+              <w:t xml:space="preserve">Independent Practice / Code Along</w:t>
             </w:r>
             <w:r>
               <w:rPr>
@@ -746,7 +1123,29 @@
                 <w:sz w:val="20"/>
                 <w:szCs w:val="20"/>
               </w:rPr>
-              <w:t xml:space="preserve">Name one new thing you learned about Capstone Presentations (Group 2) today and one question you still have.</w:t>
+              <w:t xml:space="preserve">    Students present their work and provide constructive peer feedback.</w:t>
+            </w:r>
+            <w:r>
+              <w:rPr>
+                <w:rFonts w:ascii="Arial" w:cs="Arial" w:eastAsia="Arial" w:hAnsi="Arial"/>
+                <w:sz w:val="20"/>
+                <w:szCs w:val="20"/>
+              </w:rPr>
+              <w:br/>
+              <w:t xml:space="preserve"/>
+            </w:r>
+            <w:r>
+              <w:rPr>
+                <w:rFonts w:ascii="Arial" w:cs="Arial" w:eastAsia="Arial" w:hAnsi="Arial"/>
+                <w:b w:val="false"/>
+                <w:bCs w:val="false"/>
+                <w:i w:val="false"/>
+                <w:iCs w:val="false"/>
+                <w:color w:val="000000"/>
+                <w:sz w:val="20"/>
+                <w:szCs w:val="20"/>
+              </w:rPr>
+              <w:t xml:space="preserve">    Use the peer review form to guide feedback.</w:t>
             </w:r>
             <w:r>
               <w:rPr>
@@ -777,6 +1176,134 @@
                 <w:sz w:val="20"/>
                 <w:szCs w:val="20"/>
               </w:rPr>
+              <w:t xml:space="preserve">→ Teacher circulates — offer hints, check for understanding.</w:t>
+            </w:r>
+          </w:p>
+        </w:tc>
+      </w:tr>
+      <w:tr>
+        <w:tc>
+          <w:tcPr>
+            <w:tcW w:type="dxa" w:w="1800"/>
+            <w:tcBorders>
+              <w:top w:val="single" w:color="CCCCCC" w:sz="1"/>
+              <w:left w:val="single" w:color="CCCCCC" w:sz="1"/>
+              <w:bottom w:val="single" w:color="CCCCCC" w:sz="1"/>
+              <w:right w:val="single" w:color="CCCCCC" w:sz="1"/>
+            </w:tcBorders>
+            <w:tcMar>
+              <w:top w:type="dxa" w:w="80"/>
+              <w:left w:type="dxa" w:w="120"/>
+              <w:bottom w:type="dxa" w:w="80"/>
+              <w:right w:type="dxa" w:w="120"/>
+            </w:tcMar>
+          </w:tcPr>
+          <w:p>
+            <w:r>
+              <w:rPr>
+                <w:rFonts w:ascii="Arial" w:cs="Arial" w:eastAsia="Arial" w:hAnsi="Arial"/>
+                <w:b/>
+                <w:bCs/>
+                <w:sz w:val="20"/>
+                <w:szCs w:val="20"/>
+              </w:rPr>
+              <w:t xml:space="preserve">5 min</w:t>
+            </w:r>
+          </w:p>
+        </w:tc>
+        <w:tc>
+          <w:tcPr>
+            <w:tcW w:type="dxa" w:w="7560"/>
+            <w:tcBorders>
+              <w:top w:val="single" w:color="CCCCCC" w:sz="1"/>
+              <w:left w:val="single" w:color="CCCCCC" w:sz="1"/>
+              <w:bottom w:val="single" w:color="CCCCCC" w:sz="1"/>
+              <w:right w:val="single" w:color="CCCCCC" w:sz="1"/>
+            </w:tcBorders>
+            <w:tcMar>
+              <w:top w:type="dxa" w:w="80"/>
+              <w:left w:type="dxa" w:w="120"/>
+              <w:bottom w:type="dxa" w:w="80"/>
+              <w:right w:type="dxa" w:w="120"/>
+            </w:tcMar>
+          </w:tcPr>
+          <w:p>
+            <w:pPr>
+              <w:spacing w:after="80" w:before="80"/>
+            </w:pPr>
+            <w:r>
+              <w:rPr>
+                <w:rFonts w:ascii="Arial" w:cs="Arial" w:eastAsia="Arial" w:hAnsi="Arial"/>
+                <w:b/>
+                <w:bCs/>
+                <w:i w:val="false"/>
+                <w:iCs w:val="false"/>
+                <w:color w:val="000000"/>
+                <w:sz w:val="22"/>
+                <w:szCs w:val="22"/>
+              </w:rPr>
+              <w:t xml:space="preserve">Exit Ticket / Wrap-Up</w:t>
+            </w:r>
+            <w:r>
+              <w:rPr>
+                <w:rFonts w:ascii="Arial" w:cs="Arial" w:eastAsia="Arial" w:hAnsi="Arial"/>
+                <w:sz w:val="20"/>
+                <w:szCs w:val="20"/>
+              </w:rPr>
+              <w:br/>
+              <w:t xml:space="preserve"/>
+            </w:r>
+            <w:r>
+              <w:rPr>
+                <w:rFonts w:ascii="Arial" w:cs="Arial" w:eastAsia="Arial" w:hAnsi="Arial"/>
+                <w:sz w:val="20"/>
+                <w:szCs w:val="20"/>
+              </w:rPr>
+              <w:br/>
+              <w:t xml:space="preserve"/>
+            </w:r>
+            <w:r>
+              <w:rPr>
+                <w:rFonts w:ascii="Arial" w:cs="Arial" w:eastAsia="Arial" w:hAnsi="Arial"/>
+                <w:b w:val="false"/>
+                <w:bCs w:val="false"/>
+                <w:i w:val="false"/>
+                <w:iCs w:val="false"/>
+                <w:color w:val="000000"/>
+                <w:sz w:val="20"/>
+                <w:szCs w:val="20"/>
+              </w:rPr>
+              <w:t xml:space="preserve">Name one new thing you learned about Capstone Presentations (Group 2) today and one question you still have.</w:t>
+            </w:r>
+            <w:r>
+              <w:rPr>
+                <w:rFonts w:ascii="Arial" w:cs="Arial" w:eastAsia="Arial" w:hAnsi="Arial"/>
+                <w:sz w:val="20"/>
+                <w:szCs w:val="20"/>
+              </w:rPr>
+              <w:br/>
+              <w:t xml:space="preserve"/>
+            </w:r>
+            <w:r>
+              <w:rPr>
+                <w:rFonts w:ascii="Arial" w:cs="Arial" w:eastAsia="Arial" w:hAnsi="Arial"/>
+                <w:sz w:val="20"/>
+                <w:szCs w:val="20"/>
+              </w:rPr>
+              <w:br/>
+              <w:t xml:space="preserve"/>
+            </w:r>
+            <w:r>
+              <w:rPr>
+                <w:rFonts w:ascii="Arial" w:cs="Arial" w:eastAsia="Arial" w:hAnsi="Arial"/>
+                <w:b w:val="false"/>
+                <w:bCs w:val="false"/>
+                <w:i/>
+                <w:iCs/>
+                <w:color w:val="555555"/>
+                <w:sz w:val="20"/>
+                <w:szCs w:val="20"/>
+              </w:rPr>
               <w:t xml:space="preserve">→ 3–2–1: Name 3 things learned, 2 new vocab words, 1 question you still have.</w:t>
             </w:r>
           </w:p>
@@ -786,6 +1313,951 @@
     <w:p>
       <w:pPr>
         <w:spacing w:after="200"/>
+      </w:pPr>
+    </w:p>
+    <w:p>
+      <w:pPr>
+        <w:pBdr>
+          <w:bottom w:val="single" w:color="1B7A4A" w:sz="4" w:space="4"/>
+        </w:pBdr>
+        <w:spacing w:after="100" w:before="120"/>
+      </w:pPr>
+      <w:r>
+        <w:rPr>
+          <w:rFonts w:ascii="Arial" w:cs="Arial" w:eastAsia="Arial" w:hAnsi="Arial"/>
+          <w:b/>
+          <w:bCs/>
+          <w:color w:val="1B7A4A"/>
+          <w:sz w:val="24"/>
+          <w:szCs w:val="24"/>
+        </w:rPr>
+        <w:t xml:space="preserve">Key Concepts</w:t>
+      </w:r>
+    </w:p>
+    <w:p>
+      <w:pPr>
+        <w:spacing w:after="60"/>
+      </w:pPr>
+      <w:r>
+        <w:rPr>
+          <w:rFonts w:ascii="Arial" w:cs="Arial" w:eastAsia="Arial" w:hAnsi="Arial"/>
+          <w:sz w:val="20"/>
+          <w:szCs w:val="20"/>
+        </w:rPr>
+        <w:t xml:space="preserve">If you're in Group 2, today is your presentation day. If you presented yesterday, today you're in the audience—the same rules apply: be attentive, ask thoughtful questions, and celebrate your peers' work.</w:t>
+      </w:r>
+    </w:p>
+    <w:p>
+      <w:pPr>
+        <w:spacing w:after="60"/>
+      </w:pPr>
+      <w:r>
+        <w:rPr>
+          <w:rFonts w:ascii="Arial" w:cs="Arial" w:eastAsia="Arial" w:hAnsi="Arial"/>
+          <w:sz w:val="20"/>
+          <w:szCs w:val="20"/>
+        </w:rPr>
+        <w:t xml:space="preserve">Minutes 0-5: Brief Intro &amp; Reminder</w:t>
+      </w:r>
+    </w:p>
+    <w:p>
+      <w:pPr>
+        <w:spacing w:after="60"/>
+        <w:ind w:left="360"/>
+      </w:pPr>
+      <w:r>
+        <w:rPr>
+          <w:rFonts w:ascii="Arial" w:cs="Arial" w:eastAsia="Arial" w:hAnsi="Arial"/>
+          <w:sz w:val="20"/>
+          <w:szCs w:val="20"/>
+        </w:rPr>
+        <w:t xml:space="preserve">• </w:t>
+      </w:r>
+      <w:r>
+        <w:rPr>
+          <w:rFonts w:ascii="Arial" w:cs="Arial" w:eastAsia="Arial" w:hAnsi="Arial"/>
+          <w:sz w:val="20"/>
+          <w:szCs w:val="20"/>
+        </w:rPr>
+        <w:t xml:space="preserve">Teacher: quick welcome back, same norms as Day 23</w:t>
+      </w:r>
+    </w:p>
+    <w:p>
+      <w:pPr>
+        <w:spacing w:after="60"/>
+        <w:ind w:left="360"/>
+      </w:pPr>
+      <w:r>
+        <w:rPr>
+          <w:rFonts w:ascii="Arial" w:cs="Arial" w:eastAsia="Arial" w:hAnsi="Arial"/>
+          <w:sz w:val="20"/>
+          <w:szCs w:val="20"/>
+        </w:rPr>
+        <w:t xml:space="preserve">• </w:t>
+      </w:r>
+      <w:r>
+        <w:rPr>
+          <w:rFonts w:ascii="Arial" w:cs="Arial" w:eastAsia="Arial" w:hAnsi="Arial"/>
+          <w:sz w:val="20"/>
+          <w:szCs w:val="20"/>
+        </w:rPr>
+        <w:t xml:space="preserve">Group 2 students: you're on! Good luck.</w:t>
+      </w:r>
+    </w:p>
+    <w:p>
+      <w:pPr>
+        <w:spacing w:after="60"/>
+        <w:ind w:left="360"/>
+      </w:pPr>
+      <w:r>
+        <w:rPr>
+          <w:rFonts w:ascii="Arial" w:cs="Arial" w:eastAsia="Arial" w:hAnsi="Arial"/>
+          <w:sz w:val="20"/>
+          <w:szCs w:val="20"/>
+        </w:rPr>
+        <w:t xml:space="preserve">• </w:t>
+      </w:r>
+      <w:r>
+        <w:rPr>
+          <w:rFonts w:ascii="Arial" w:cs="Arial" w:eastAsia="Arial" w:hAnsi="Arial"/>
+          <w:sz w:val="20"/>
+          <w:szCs w:val="20"/>
+        </w:rPr>
+        <w:t xml:space="preserve">Audience: thank you for giving your classmates your attention</w:t>
+      </w:r>
+    </w:p>
+    <w:p>
+      <w:pPr>
+        <w:spacing w:after="60"/>
+      </w:pPr>
+      <w:r>
+        <w:rPr>
+          <w:rFonts w:ascii="Arial" w:cs="Arial" w:eastAsia="Arial" w:hAnsi="Arial"/>
+          <w:sz w:val="20"/>
+          <w:szCs w:val="20"/>
+        </w:rPr>
+        <w:t xml:space="preserve">Minutes 5-50: Presentations (Group 2)</w:t>
+      </w:r>
+    </w:p>
+    <w:p>
+      <w:pPr>
+        <w:spacing w:after="60"/>
+      </w:pPr>
+      <w:r>
+        <w:rPr>
+          <w:rFonts w:ascii="Arial" w:cs="Arial" w:eastAsia="Arial" w:hAnsi="Arial"/>
+          <w:sz w:val="20"/>
+          <w:szCs w:val="20"/>
+        </w:rPr>
+        <w:t xml:space="preserve">5–7 minutes per student:</w:t>
+      </w:r>
+    </w:p>
+    <w:p>
+      <w:pPr>
+        <w:spacing w:after="60"/>
+        <w:ind w:left="360"/>
+      </w:pPr>
+      <w:r>
+        <w:rPr>
+          <w:rFonts w:ascii="Arial" w:cs="Arial" w:eastAsia="Arial" w:hAnsi="Arial"/>
+          <w:sz w:val="20"/>
+          <w:szCs w:val="20"/>
+        </w:rPr>
+        <w:t xml:space="preserve">• </w:t>
+      </w:r>
+      <w:r>
+        <w:rPr>
+          <w:rFonts w:ascii="Arial" w:cs="Arial" w:eastAsia="Arial" w:hAnsi="Arial"/>
+          <w:sz w:val="20"/>
+          <w:szCs w:val="20"/>
+        </w:rPr>
+        <w:t xml:space="preserve">Live demo or slides</w:t>
+      </w:r>
+    </w:p>
+    <w:p>
+      <w:pPr>
+        <w:spacing w:after="60"/>
+        <w:ind w:left="360"/>
+      </w:pPr>
+      <w:r>
+        <w:rPr>
+          <w:rFonts w:ascii="Arial" w:cs="Arial" w:eastAsia="Arial" w:hAnsi="Arial"/>
+          <w:sz w:val="20"/>
+          <w:szCs w:val="20"/>
+        </w:rPr>
+        <w:t xml:space="preserve">• </w:t>
+      </w:r>
+      <w:r>
+        <w:rPr>
+          <w:rFonts w:ascii="Arial" w:cs="Arial" w:eastAsia="Arial" w:hAnsi="Arial"/>
+          <w:sz w:val="20"/>
+          <w:szCs w:val="20"/>
+        </w:rPr>
+        <w:t xml:space="preserve">Q&amp;A (1–2 minutes)</w:t>
+      </w:r>
+    </w:p>
+    <w:p>
+      <w:pPr>
+        <w:spacing w:after="60"/>
+      </w:pPr>
+      <w:r>
+        <w:rPr>
+          <w:rFonts w:ascii="Arial" w:cs="Arial" w:eastAsia="Arial" w:hAnsi="Arial"/>
+          <w:sz w:val="20"/>
+          <w:szCs w:val="20"/>
+        </w:rPr>
+        <w:t xml:space="preserve">Approximately 4–6 students present</w:t>
+      </w:r>
+    </w:p>
+    <w:p>
+      <w:pPr>
+        <w:spacing w:after="60"/>
+      </w:pPr>
+      <w:r>
+        <w:rPr>
+          <w:rFonts w:ascii="Arial" w:cs="Arial" w:eastAsia="Arial" w:hAnsi="Arial"/>
+          <w:sz w:val="20"/>
+          <w:szCs w:val="20"/>
+        </w:rPr>
+        <w:t xml:space="preserve">Use the Peer Evaluation Form (same as Day 23).</w:t>
+      </w:r>
+    </w:p>
+    <w:p>
+      <w:pPr>
+        <w:spacing w:after="60"/>
+      </w:pPr>
+      <w:r>
+        <w:rPr>
+          <w:rFonts w:ascii="Arial" w:cs="Arial" w:eastAsia="Arial" w:hAnsi="Arial"/>
+          <w:sz w:val="20"/>
+          <w:szCs w:val="20"/>
+        </w:rPr>
+        <w:t xml:space="preserve">Minutes 50-55: Reflection &amp; Looking Ahead</w:t>
+      </w:r>
+    </w:p>
+    <w:p>
+      <w:pPr>
+        <w:spacing w:after="60"/>
+        <w:ind w:left="360"/>
+      </w:pPr>
+      <w:r>
+        <w:rPr>
+          <w:rFonts w:ascii="Arial" w:cs="Arial" w:eastAsia="Arial" w:hAnsi="Arial"/>
+          <w:sz w:val="20"/>
+          <w:szCs w:val="20"/>
+        </w:rPr>
+        <w:t xml:space="preserve">• </w:t>
+      </w:r>
+      <w:r>
+        <w:rPr>
+          <w:rFonts w:ascii="Arial" w:cs="Arial" w:eastAsia="Arial" w:hAnsi="Arial"/>
+          <w:sz w:val="20"/>
+          <w:szCs w:val="20"/>
+        </w:rPr>
+        <w:t xml:space="preserve">Teacher: recap of all presentations</w:t>
+      </w:r>
+    </w:p>
+    <w:p>
+      <w:pPr>
+        <w:spacing w:after="60"/>
+        <w:ind w:left="360"/>
+      </w:pPr>
+      <w:r>
+        <w:rPr>
+          <w:rFonts w:ascii="Arial" w:cs="Arial" w:eastAsia="Arial" w:hAnsi="Arial"/>
+          <w:sz w:val="20"/>
+          <w:szCs w:val="20"/>
+        </w:rPr>
+        <w:t xml:space="preserve">• </w:t>
+      </w:r>
+      <w:r>
+        <w:rPr>
+          <w:rFonts w:ascii="Arial" w:cs="Arial" w:eastAsia="Arial" w:hAnsi="Arial"/>
+          <w:sz w:val="20"/>
+          <w:szCs w:val="20"/>
+        </w:rPr>
+        <w:t xml:space="preserve">Thank everyone for sharing hard work</w:t>
+      </w:r>
+    </w:p>
+    <w:p>
+      <w:pPr>
+        <w:spacing w:after="60"/>
+        <w:ind w:left="360"/>
+      </w:pPr>
+      <w:r>
+        <w:rPr>
+          <w:rFonts w:ascii="Arial" w:cs="Arial" w:eastAsia="Arial" w:hAnsi="Arial"/>
+          <w:sz w:val="20"/>
+          <w:szCs w:val="20"/>
+        </w:rPr>
+        <w:t xml:space="preserve">• </w:t>
+      </w:r>
+      <w:r>
+        <w:rPr>
+          <w:rFonts w:ascii="Arial" w:cs="Arial" w:eastAsia="Arial" w:hAnsi="Arial"/>
+          <w:sz w:val="20"/>
+          <w:szCs w:val="20"/>
+        </w:rPr>
+        <w:t xml:space="preserve">Preview Day 25 (course wrap-up and reflection)</w:t>
+      </w:r>
+    </w:p>
+    <w:p>
+      <w:pPr>
+        <w:spacing w:after="60"/>
+      </w:pPr>
+      <w:r>
+        <w:rPr>
+          <w:rFonts w:ascii="Arial" w:cs="Arial" w:eastAsia="Arial" w:hAnsi="Arial"/>
+          <w:sz w:val="20"/>
+          <w:szCs w:val="20"/>
+        </w:rPr>
+        <w:t xml:space="preserve">Same format and tips as Day 23:</w:t>
+      </w:r>
+    </w:p>
+    <w:p>
+      <w:pPr>
+        <w:spacing w:after="60"/>
+        <w:ind w:left="360"/>
+      </w:pPr>
+      <w:r>
+        <w:rPr>
+          <w:rFonts w:ascii="Arial" w:cs="Arial" w:eastAsia="Arial" w:hAnsi="Arial"/>
+          <w:sz w:val="20"/>
+          <w:szCs w:val="20"/>
+        </w:rPr>
+        <w:t xml:space="preserve">• </w:t>
+      </w:r>
+      <w:r>
+        <w:rPr>
+          <w:rFonts w:ascii="Arial" w:cs="Arial" w:eastAsia="Arial" w:hAnsi="Arial"/>
+          <w:sz w:val="20"/>
+          <w:szCs w:val="20"/>
+        </w:rPr>
+        <w:t xml:space="preserve">5–7 minute demo or presentation</w:t>
+      </w:r>
+    </w:p>
+    <w:p>
+      <w:pPr>
+        <w:spacing w:after="60"/>
+        <w:ind w:left="360"/>
+      </w:pPr>
+      <w:r>
+        <w:rPr>
+          <w:rFonts w:ascii="Arial" w:cs="Arial" w:eastAsia="Arial" w:hAnsi="Arial"/>
+          <w:sz w:val="20"/>
+          <w:szCs w:val="20"/>
+        </w:rPr>
+        <w:t xml:space="preserve">• </w:t>
+      </w:r>
+      <w:r>
+        <w:rPr>
+          <w:rFonts w:ascii="Arial" w:cs="Arial" w:eastAsia="Arial" w:hAnsi="Arial"/>
+          <w:sz w:val="20"/>
+          <w:szCs w:val="20"/>
+        </w:rPr>
+        <w:t xml:space="preserve">Answer questions thoughtfully</w:t>
+      </w:r>
+    </w:p>
+    <w:p>
+      <w:pPr>
+        <w:spacing w:after="60"/>
+        <w:ind w:left="360"/>
+      </w:pPr>
+      <w:r>
+        <w:rPr>
+          <w:rFonts w:ascii="Arial" w:cs="Arial" w:eastAsia="Arial" w:hAnsi="Arial"/>
+          <w:sz w:val="20"/>
+          <w:szCs w:val="20"/>
+        </w:rPr>
+        <w:t xml:space="preserve">• </w:t>
+      </w:r>
+      <w:r>
+        <w:rPr>
+          <w:rFonts w:ascii="Arial" w:cs="Arial" w:eastAsia="Arial" w:hAnsi="Arial"/>
+          <w:sz w:val="20"/>
+          <w:szCs w:val="20"/>
+        </w:rPr>
+        <w:t xml:space="preserve">Remember: you know this code better than anyone</w:t>
+      </w:r>
+    </w:p>
+    <w:p>
+      <w:pPr>
+        <w:spacing w:after="60"/>
+        <w:ind w:left="360"/>
+      </w:pPr>
+      <w:r>
+        <w:rPr>
+          <w:rFonts w:ascii="Arial" w:cs="Arial" w:eastAsia="Arial" w:hAnsi="Arial"/>
+          <w:sz w:val="20"/>
+          <w:szCs w:val="20"/>
+        </w:rPr>
+        <w:t xml:space="preserve">• </w:t>
+      </w:r>
+      <w:r>
+        <w:rPr>
+          <w:rFonts w:ascii="Arial" w:cs="Arial" w:eastAsia="Arial" w:hAnsi="Arial"/>
+          <w:sz w:val="20"/>
+          <w:szCs w:val="20"/>
+        </w:rPr>
+        <w:t xml:space="preserve">Stay calm if something goes wrong</w:t>
+      </w:r>
+    </w:p>
+    <w:p>
+      <w:pPr>
+        <w:spacing w:after="60"/>
+      </w:pPr>
+      <w:r>
+        <w:rPr>
+          <w:rFonts w:ascii="Arial" w:cs="Arial" w:eastAsia="Arial" w:hAnsi="Arial"/>
+          <w:sz w:val="20"/>
+          <w:szCs w:val="20"/>
+        </w:rPr>
+        <w:t xml:space="preserve">See Day 22 for presentation tips and demo script template.</w:t>
+      </w:r>
+    </w:p>
+    <w:p>
+      <w:pPr>
+        <w:spacing w:after="60"/>
+      </w:pPr>
+      <w:r>
+        <w:rPr>
+          <w:rFonts w:ascii="Arial" w:cs="Arial" w:eastAsia="Arial" w:hAnsi="Arial"/>
+          <w:sz w:val="20"/>
+          <w:szCs w:val="20"/>
+        </w:rPr>
+        <w:t xml:space="preserve">Your role is important too:</w:t>
+      </w:r>
+    </w:p>
+    <w:p>
+      <w:pPr>
+        <w:spacing w:after="60"/>
+        <w:ind w:left="360"/>
+      </w:pPr>
+      <w:r>
+        <w:rPr>
+          <w:rFonts w:ascii="Arial" w:cs="Arial" w:eastAsia="Arial" w:hAnsi="Arial"/>
+          <w:sz w:val="20"/>
+          <w:szCs w:val="20"/>
+        </w:rPr>
+        <w:t xml:space="preserve">• </w:t>
+      </w:r>
+      <w:r>
+        <w:rPr>
+          <w:rFonts w:ascii="Arial" w:cs="Arial" w:eastAsia="Arial" w:hAnsi="Arial"/>
+          <w:sz w:val="20"/>
+          <w:szCs w:val="20"/>
+        </w:rPr>
+        <w:t xml:space="preserve">Watch attentively — Give each presenter your full focus</w:t>
+      </w:r>
+    </w:p>
+    <w:p>
+      <w:pPr>
+        <w:spacing w:after="60"/>
+        <w:ind w:left="360"/>
+      </w:pPr>
+      <w:r>
+        <w:rPr>
+          <w:rFonts w:ascii="Arial" w:cs="Arial" w:eastAsia="Arial" w:hAnsi="Arial"/>
+          <w:sz w:val="20"/>
+          <w:szCs w:val="20"/>
+        </w:rPr>
+        <w:t xml:space="preserve">• </w:t>
+      </w:r>
+      <w:r>
+        <w:rPr>
+          <w:rFonts w:ascii="Arial" w:cs="Arial" w:eastAsia="Arial" w:hAnsi="Arial"/>
+          <w:sz w:val="20"/>
+          <w:szCs w:val="20"/>
+        </w:rPr>
+        <w:t xml:space="preserve">Fill out evaluation forms — This feedback matters</w:t>
+      </w:r>
+    </w:p>
+    <w:p>
+      <w:pPr>
+        <w:spacing w:after="60"/>
+        <w:ind w:left="360"/>
+      </w:pPr>
+      <w:r>
+        <w:rPr>
+          <w:rFonts w:ascii="Arial" w:cs="Arial" w:eastAsia="Arial" w:hAnsi="Arial"/>
+          <w:sz w:val="20"/>
+          <w:szCs w:val="20"/>
+        </w:rPr>
+        <w:t xml:space="preserve">• </w:t>
+      </w:r>
+      <w:r>
+        <w:rPr>
+          <w:rFonts w:ascii="Arial" w:cs="Arial" w:eastAsia="Arial" w:hAnsi="Arial"/>
+          <w:sz w:val="20"/>
+          <w:szCs w:val="20"/>
+        </w:rPr>
+        <w:t xml:space="preserve">Ask genuine questions — If you're curious, ask</w:t>
+      </w:r>
+    </w:p>
+    <w:p>
+      <w:pPr>
+        <w:spacing w:after="60"/>
+        <w:ind w:left="360"/>
+      </w:pPr>
+      <w:r>
+        <w:rPr>
+          <w:rFonts w:ascii="Arial" w:cs="Arial" w:eastAsia="Arial" w:hAnsi="Arial"/>
+          <w:sz w:val="20"/>
+          <w:szCs w:val="20"/>
+        </w:rPr>
+        <w:t xml:space="preserve">• </w:t>
+      </w:r>
+      <w:r>
+        <w:rPr>
+          <w:rFonts w:ascii="Arial" w:cs="Arial" w:eastAsia="Arial" w:hAnsi="Arial"/>
+          <w:sz w:val="20"/>
+          <w:szCs w:val="20"/>
+        </w:rPr>
+        <w:t xml:space="preserve">Offer compliments — Every project is impressive</w:t>
+      </w:r>
+    </w:p>
+    <w:p>
+      <w:pPr>
+        <w:spacing w:after="60"/>
+        <w:ind w:left="360"/>
+      </w:pPr>
+      <w:r>
+        <w:rPr>
+          <w:rFonts w:ascii="Arial" w:cs="Arial" w:eastAsia="Arial" w:hAnsi="Arial"/>
+          <w:sz w:val="20"/>
+          <w:szCs w:val="20"/>
+        </w:rPr>
+        <w:t xml:space="preserve">• </w:t>
+      </w:r>
+      <w:r>
+        <w:rPr>
+          <w:rFonts w:ascii="Arial" w:cs="Arial" w:eastAsia="Arial" w:hAnsi="Arial"/>
+          <w:sz w:val="20"/>
+          <w:szCs w:val="20"/>
+        </w:rPr>
+        <w:t xml:space="preserve">Be respectful — Even if you see bugs or improvements</w:t>
+      </w:r>
+    </w:p>
+    <w:p>
+      <w:pPr>
+        <w:spacing w:after="60"/>
+      </w:pPr>
+      <w:r>
+        <w:rPr>
+          <w:rFonts w:ascii="Arial" w:cs="Arial" w:eastAsia="Arial" w:hAnsi="Arial"/>
+          <w:sz w:val="20"/>
+          <w:szCs w:val="20"/>
+        </w:rPr>
+        <w:t xml:space="preserve">As you listen to your peers' presentations, think:</w:t>
+      </w:r>
+    </w:p>
+    <w:p>
+      <w:pPr>
+        <w:spacing w:after="60"/>
+        <w:ind w:left="360"/>
+      </w:pPr>
+      <w:r>
+        <w:rPr>
+          <w:rFonts w:ascii="Arial" w:cs="Arial" w:eastAsia="Arial" w:hAnsi="Arial"/>
+          <w:sz w:val="20"/>
+          <w:szCs w:val="20"/>
+        </w:rPr>
+        <w:t xml:space="preserve">• </w:t>
+      </w:r>
+      <w:r>
+        <w:rPr>
+          <w:rFonts w:ascii="Arial" w:cs="Arial" w:eastAsia="Arial" w:hAnsi="Arial"/>
+          <w:sz w:val="20"/>
+          <w:szCs w:val="20"/>
+        </w:rPr>
+        <w:t xml:space="preserve">What did they do well that I could learn from?</w:t>
+      </w:r>
+    </w:p>
+    <w:p>
+      <w:pPr>
+        <w:spacing w:after="60"/>
+        <w:ind w:left="360"/>
+      </w:pPr>
+      <w:r>
+        <w:rPr>
+          <w:rFonts w:ascii="Arial" w:cs="Arial" w:eastAsia="Arial" w:hAnsi="Arial"/>
+          <w:sz w:val="20"/>
+          <w:szCs w:val="20"/>
+        </w:rPr>
+        <w:t xml:space="preserve">• </w:t>
+      </w:r>
+      <w:r>
+        <w:rPr>
+          <w:rFonts w:ascii="Arial" w:cs="Arial" w:eastAsia="Arial" w:hAnsi="Arial"/>
+          <w:sz w:val="20"/>
+          <w:szCs w:val="20"/>
+        </w:rPr>
+        <w:t xml:space="preserve">What approach did they take that was different from mine?</w:t>
+      </w:r>
+    </w:p>
+    <w:p>
+      <w:pPr>
+        <w:spacing w:after="60"/>
+        <w:ind w:left="360"/>
+      </w:pPr>
+      <w:r>
+        <w:rPr>
+          <w:rFonts w:ascii="Arial" w:cs="Arial" w:eastAsia="Arial" w:hAnsi="Arial"/>
+          <w:sz w:val="20"/>
+          <w:szCs w:val="20"/>
+        </w:rPr>
+        <w:t xml:space="preserve">• </w:t>
+      </w:r>
+      <w:r>
+        <w:rPr>
+          <w:rFonts w:ascii="Arial" w:cs="Arial" w:eastAsia="Arial" w:hAnsi="Arial"/>
+          <w:sz w:val="20"/>
+          <w:szCs w:val="20"/>
+        </w:rPr>
+        <w:t xml:space="preserve">What surprised me about their project?</w:t>
+      </w:r>
+    </w:p>
+    <w:p>
+      <w:pPr>
+        <w:spacing w:after="60"/>
+        <w:ind w:left="360"/>
+      </w:pPr>
+      <w:r>
+        <w:rPr>
+          <w:rFonts w:ascii="Arial" w:cs="Arial" w:eastAsia="Arial" w:hAnsi="Arial"/>
+          <w:sz w:val="20"/>
+          <w:szCs w:val="20"/>
+        </w:rPr>
+        <w:t xml:space="preserve">• </w:t>
+      </w:r>
+      <w:r>
+        <w:rPr>
+          <w:rFonts w:ascii="Arial" w:cs="Arial" w:eastAsia="Arial" w:hAnsi="Arial"/>
+          <w:sz w:val="20"/>
+          <w:szCs w:val="20"/>
+        </w:rPr>
+        <w:t xml:space="preserve">What would I do differently in their shoes?</w:t>
+      </w:r>
+    </w:p>
+    <w:p>
+      <w:pPr>
+        <w:spacing w:after="60"/>
+      </w:pPr>
+      <w:r>
+        <w:rPr>
+          <w:rFonts w:ascii="Arial" w:cs="Arial" w:eastAsia="Arial" w:hAnsi="Arial"/>
+          <w:sz w:val="20"/>
+          <w:szCs w:val="20"/>
+        </w:rPr>
+        <w:t xml:space="preserve">Depending on the class:</w:t>
+      </w:r>
+    </w:p>
+    <w:p>
+      <w:pPr>
+        <w:spacing w:after="60"/>
+        <w:ind w:left="360"/>
+      </w:pPr>
+      <w:r>
+        <w:rPr>
+          <w:rFonts w:ascii="Arial" w:cs="Arial" w:eastAsia="Arial" w:hAnsi="Arial"/>
+          <w:sz w:val="20"/>
+          <w:szCs w:val="20"/>
+        </w:rPr>
+        <w:t xml:space="preserve">• </w:t>
+      </w:r>
+      <w:r>
+        <w:rPr>
+          <w:rFonts w:ascii="Arial" w:cs="Arial" w:eastAsia="Arial" w:hAnsi="Arial"/>
+          <w:sz w:val="20"/>
+          <w:szCs w:val="20"/>
+        </w:rPr>
+        <w:t xml:space="preserve">Data Analyzer — Charts, statistics, data insights</w:t>
+      </w:r>
+    </w:p>
+    <w:p>
+      <w:pPr>
+        <w:spacing w:after="60"/>
+        <w:ind w:left="360"/>
+      </w:pPr>
+      <w:r>
+        <w:rPr>
+          <w:rFonts w:ascii="Arial" w:cs="Arial" w:eastAsia="Arial" w:hAnsi="Arial"/>
+          <w:sz w:val="20"/>
+          <w:szCs w:val="20"/>
+        </w:rPr>
+        <w:t xml:space="preserve">• </w:t>
+      </w:r>
+      <w:r>
+        <w:rPr>
+          <w:rFonts w:ascii="Arial" w:cs="Arial" w:eastAsia="Arial" w:hAnsi="Arial"/>
+          <w:sz w:val="20"/>
+          <w:szCs w:val="20"/>
+        </w:rPr>
+        <w:t xml:space="preserve">API App — Live data fetching, real-world integration</w:t>
+      </w:r>
+    </w:p>
+    <w:p>
+      <w:pPr>
+        <w:spacing w:after="60"/>
+        <w:ind w:left="360"/>
+      </w:pPr>
+      <w:r>
+        <w:rPr>
+          <w:rFonts w:ascii="Arial" w:cs="Arial" w:eastAsia="Arial" w:hAnsi="Arial"/>
+          <w:sz w:val="20"/>
+          <w:szCs w:val="20"/>
+        </w:rPr>
+        <w:t xml:space="preserve">• </w:t>
+      </w:r>
+      <w:r>
+        <w:rPr>
+          <w:rFonts w:ascii="Arial" w:cs="Arial" w:eastAsia="Arial" w:hAnsi="Arial"/>
+          <w:sz w:val="20"/>
+          <w:szCs w:val="20"/>
+        </w:rPr>
+        <w:t xml:space="preserve">Student System — Database-like CRUD operations</w:t>
+      </w:r>
+    </w:p>
+    <w:p>
+      <w:pPr>
+        <w:spacing w:after="60"/>
+        <w:ind w:left="360"/>
+      </w:pPr>
+      <w:r>
+        <w:rPr>
+          <w:rFonts w:ascii="Arial" w:cs="Arial" w:eastAsia="Arial" w:hAnsi="Arial"/>
+          <w:sz w:val="20"/>
+          <w:szCs w:val="20"/>
+        </w:rPr>
+        <w:t xml:space="preserve">• </w:t>
+      </w:r>
+      <w:r>
+        <w:rPr>
+          <w:rFonts w:ascii="Arial" w:cs="Arial" w:eastAsia="Arial" w:hAnsi="Arial"/>
+          <w:sz w:val="20"/>
+          <w:szCs w:val="20"/>
+        </w:rPr>
+        <w:t xml:space="preserve">Algorithm Visualizer — Sorting, performance analysis</w:t>
+      </w:r>
+    </w:p>
+    <w:p>
+      <w:pPr>
+        <w:spacing w:after="60"/>
+        <w:ind w:left="360"/>
+      </w:pPr>
+      <w:r>
+        <w:rPr>
+          <w:rFonts w:ascii="Arial" w:cs="Arial" w:eastAsia="Arial" w:hAnsi="Arial"/>
+          <w:sz w:val="20"/>
+          <w:szCs w:val="20"/>
+        </w:rPr>
+        <w:t xml:space="preserve">• </w:t>
+      </w:r>
+      <w:r>
+        <w:rPr>
+          <w:rFonts w:ascii="Arial" w:cs="Arial" w:eastAsia="Arial" w:hAnsi="Arial"/>
+          <w:sz w:val="20"/>
+          <w:szCs w:val="20"/>
+        </w:rPr>
+        <w:t xml:space="preserve">Custom Projects — Creative takes on course concepts</w:t>
+      </w:r>
+    </w:p>
+    <w:p>
+      <w:pPr>
+        <w:spacing w:after="60"/>
+      </w:pPr>
+      <w:r>
+        <w:rPr>
+          <w:rFonts w:ascii="Arial" w:cs="Arial" w:eastAsia="Arial" w:hAnsi="Arial"/>
+          <w:sz w:val="20"/>
+          <w:szCs w:val="20"/>
+        </w:rPr>
+        <w:t xml:space="preserve">Each one shows different strengths and learning. Appreciate the variety.</w:t>
+      </w:r>
+    </w:p>
+    <w:p>
+      <w:pPr>
+        <w:spacing w:after="60"/>
+        <w:ind w:left="360"/>
+      </w:pPr>
+      <w:r>
+        <w:rPr>
+          <w:rFonts w:ascii="Arial" w:cs="Arial" w:eastAsia="Arial" w:hAnsi="Arial"/>
+          <w:sz w:val="20"/>
+          <w:szCs w:val="20"/>
+        </w:rPr>
+        <w:t xml:space="preserve">• </w:t>
+      </w:r>
+      <w:r>
+        <w:rPr>
+          <w:rFonts w:ascii="Arial" w:cs="Arial" w:eastAsia="Arial" w:hAnsi="Arial"/>
+          <w:sz w:val="20"/>
+          <w:szCs w:val="20"/>
+        </w:rPr>
+        <w:t xml:space="preserve">Celebrate — You did it!</w:t>
+      </w:r>
+    </w:p>
+    <w:p>
+      <w:pPr>
+        <w:spacing w:after="60"/>
+        <w:ind w:left="360"/>
+      </w:pPr>
+      <w:r>
+        <w:rPr>
+          <w:rFonts w:ascii="Arial" w:cs="Arial" w:eastAsia="Arial" w:hAnsi="Arial"/>
+          <w:sz w:val="20"/>
+          <w:szCs w:val="20"/>
+        </w:rPr>
+        <w:t xml:space="preserve">• </w:t>
+      </w:r>
+      <w:r>
+        <w:rPr>
+          <w:rFonts w:ascii="Arial" w:cs="Arial" w:eastAsia="Arial" w:hAnsi="Arial"/>
+          <w:sz w:val="20"/>
+          <w:szCs w:val="20"/>
+        </w:rPr>
+        <w:t xml:space="preserve">Collect feedback — Save the evaluation forms</w:t>
+      </w:r>
+    </w:p>
+    <w:p>
+      <w:pPr>
+        <w:spacing w:after="60"/>
+        <w:ind w:left="360"/>
+      </w:pPr>
+      <w:r>
+        <w:rPr>
+          <w:rFonts w:ascii="Arial" w:cs="Arial" w:eastAsia="Arial" w:hAnsi="Arial"/>
+          <w:sz w:val="20"/>
+          <w:szCs w:val="20"/>
+        </w:rPr>
+        <w:t xml:space="preserve">• </w:t>
+      </w:r>
+      <w:r>
+        <w:rPr>
+          <w:rFonts w:ascii="Arial" w:cs="Arial" w:eastAsia="Arial" w:hAnsi="Arial"/>
+          <w:sz w:val="20"/>
+          <w:szCs w:val="20"/>
+        </w:rPr>
+        <w:t xml:space="preserve">Reflect — What went well? What would you change?</w:t>
+      </w:r>
+    </w:p>
+    <w:p>
+      <w:pPr>
+        <w:spacing w:after="60"/>
+        <w:ind w:left="360"/>
+      </w:pPr>
+      <w:r>
+        <w:rPr>
+          <w:rFonts w:ascii="Arial" w:cs="Arial" w:eastAsia="Arial" w:hAnsi="Arial"/>
+          <w:sz w:val="20"/>
+          <w:szCs w:val="20"/>
+        </w:rPr>
+        <w:t xml:space="preserve">• </w:t>
+      </w:r>
+      <w:r>
+        <w:rPr>
+          <w:rFonts w:ascii="Arial" w:cs="Arial" w:eastAsia="Arial" w:hAnsi="Arial"/>
+          <w:sz w:val="20"/>
+          <w:szCs w:val="20"/>
+        </w:rPr>
+        <w:t xml:space="preserve">Don't dwell — If something didn't go perfectly, that's normal. You learned.</w:t>
+      </w:r>
+    </w:p>
+    <w:p>
+      <w:pPr>
+        <w:spacing w:after="60"/>
+      </w:pPr>
+      <w:r>
+        <w:rPr>
+          <w:rFonts w:ascii="Arial" w:cs="Arial" w:eastAsia="Arial" w:hAnsi="Arial"/>
+          <w:sz w:val="20"/>
+          <w:szCs w:val="20"/>
+        </w:rPr>
+        <w:t xml:space="preserve">If a classmate's app crashed or they got stuck:</w:t>
+      </w:r>
+    </w:p>
+    <w:p>
+      <w:pPr>
+        <w:spacing w:after="60"/>
+        <w:ind w:left="360"/>
+      </w:pPr>
+      <w:r>
+        <w:rPr>
+          <w:rFonts w:ascii="Arial" w:cs="Arial" w:eastAsia="Arial" w:hAnsi="Arial"/>
+          <w:sz w:val="20"/>
+          <w:szCs w:val="20"/>
+        </w:rPr>
+        <w:t xml:space="preserve">• </w:t>
+      </w:r>
+      <w:r>
+        <w:rPr>
+          <w:rFonts w:ascii="Arial" w:cs="Arial" w:eastAsia="Arial" w:hAnsi="Arial"/>
+          <w:sz w:val="20"/>
+          <w:szCs w:val="20"/>
+        </w:rPr>
+        <w:t xml:space="preserve">Ask a thoughtful question that lets them show what they know</w:t>
+      </w:r>
+    </w:p>
+    <w:p>
+      <w:pPr>
+        <w:spacing w:after="60"/>
+        <w:ind w:left="360"/>
+      </w:pPr>
+      <w:r>
+        <w:rPr>
+          <w:rFonts w:ascii="Arial" w:cs="Arial" w:eastAsia="Arial" w:hAnsi="Arial"/>
+          <w:sz w:val="20"/>
+          <w:szCs w:val="20"/>
+        </w:rPr>
+        <w:t xml:space="preserve">• </w:t>
+      </w:r>
+      <w:r>
+        <w:rPr>
+          <w:rFonts w:ascii="Arial" w:cs="Arial" w:eastAsia="Arial" w:hAnsi="Arial"/>
+          <w:sz w:val="20"/>
+          <w:szCs w:val="20"/>
+        </w:rPr>
+        <w:t xml:space="preserve">"I liked the design of X. Can you explain how that works?"</w:t>
+      </w:r>
+    </w:p>
+    <w:p>
+      <w:pPr>
+        <w:spacing w:after="60"/>
+        <w:ind w:left="360"/>
+      </w:pPr>
+      <w:r>
+        <w:rPr>
+          <w:rFonts w:ascii="Arial" w:cs="Arial" w:eastAsia="Arial" w:hAnsi="Arial"/>
+          <w:sz w:val="20"/>
+          <w:szCs w:val="20"/>
+        </w:rPr>
+        <w:t xml:space="preserve">• </w:t>
+      </w:r>
+      <w:r>
+        <w:rPr>
+          <w:rFonts w:ascii="Arial" w:cs="Arial" w:eastAsia="Arial" w:hAnsi="Arial"/>
+          <w:sz w:val="20"/>
+          <w:szCs w:val="20"/>
+        </w:rPr>
+        <w:t xml:space="preserve">Help them feel successful, even if something went wrong</w:t>
+      </w:r>
+    </w:p>
+    <w:p>
+      <w:pPr>
+        <w:spacing w:after="60"/>
+      </w:pPr>
+      <w:r>
+        <w:rPr>
+          <w:rFonts w:ascii="Arial" w:cs="Arial" w:eastAsia="Arial" w:hAnsi="Arial"/>
+          <w:sz w:val="20"/>
+          <w:szCs w:val="20"/>
+        </w:rPr>
+        <w:t xml:space="preserve">*(Adjust based on number of presenters)*</w:t>
+      </w:r>
+    </w:p>
+    <w:p>
+      <w:pPr>
+        <w:spacing w:after="160"/>
       </w:pPr>
     </w:p>
     <w:p>
@@ -950,6 +2422,147 @@
     <w:p>
       <w:pPr>
         <w:spacing w:after="120"/>
+      </w:pPr>
+    </w:p>
+    <w:p>
+      <w:pPr>
+        <w:pBdr>
+          <w:bottom w:val="single" w:color="1B7A4A" w:sz="4" w:space="4"/>
+        </w:pBdr>
+        <w:spacing w:after="100" w:before="120"/>
+      </w:pPr>
+      <w:r>
+        <w:rPr>
+          <w:rFonts w:ascii="Arial" w:cs="Arial" w:eastAsia="Arial" w:hAnsi="Arial"/>
+          <w:b/>
+          <w:bCs/>
+          <w:color w:val="1B7A4A"/>
+          <w:sz w:val="24"/>
+          <w:szCs w:val="24"/>
+        </w:rPr>
+        <w:t xml:space="preserve">Guided Practice</w:t>
+      </w:r>
+    </w:p>
+    <w:p>
+      <w:pPr>
+        <w:spacing w:after="60"/>
+      </w:pPr>
+      <w:r>
+        <w:rPr>
+          <w:rFonts w:ascii="Arial" w:cs="Arial" w:eastAsia="Arial" w:hAnsi="Arial"/>
+          <w:sz w:val="20"/>
+          <w:szCs w:val="20"/>
+        </w:rPr>
+        <w:t xml:space="preserve">- [ ] Presentation delivered</w:t>
+      </w:r>
+    </w:p>
+    <w:p>
+      <w:pPr>
+        <w:spacing w:after="60"/>
+      </w:pPr>
+      <w:r>
+        <w:rPr>
+          <w:rFonts w:ascii="Arial" w:cs="Arial" w:eastAsia="Arial" w:hAnsi="Arial"/>
+          <w:sz w:val="20"/>
+          <w:szCs w:val="20"/>
+        </w:rPr>
+        <w:t xml:space="preserve">- [ ] Answered questions confidently</w:t>
+      </w:r>
+    </w:p>
+    <w:p>
+      <w:pPr>
+        <w:spacing w:after="60"/>
+      </w:pPr>
+      <w:r>
+        <w:rPr>
+          <w:rFonts w:ascii="Arial" w:cs="Arial" w:eastAsia="Arial" w:hAnsi="Arial"/>
+          <w:sz w:val="20"/>
+          <w:szCs w:val="20"/>
+        </w:rPr>
+        <w:t xml:space="preserve">- [ ] Received peer feedback</w:t>
+      </w:r>
+    </w:p>
+    <w:p>
+      <w:pPr>
+        <w:spacing w:after="60"/>
+      </w:pPr>
+      <w:r>
+        <w:rPr>
+          <w:rFonts w:ascii="Arial" w:cs="Arial" w:eastAsia="Arial" w:hAnsi="Arial"/>
+          <w:sz w:val="20"/>
+          <w:szCs w:val="20"/>
+        </w:rPr>
+        <w:t xml:space="preserve">- [ ] Celebrated accomplishment</w:t>
+      </w:r>
+    </w:p>
+    <w:p>
+      <w:pPr>
+        <w:spacing w:after="60"/>
+      </w:pPr>
+      <w:r>
+        <w:rPr>
+          <w:rFonts w:ascii="Arial" w:cs="Arial" w:eastAsia="Arial" w:hAnsi="Arial"/>
+          <w:sz w:val="20"/>
+          <w:szCs w:val="20"/>
+        </w:rPr>
+        <w:t xml:space="preserve">- [ ] Ready to move to Day 25 (course wrap-up)</w:t>
+      </w:r>
+    </w:p>
+    <w:p>
+      <w:pPr>
+        <w:spacing w:after="60"/>
+      </w:pPr>
+      <w:r>
+        <w:rPr>
+          <w:rFonts w:ascii="Arial" w:cs="Arial" w:eastAsia="Arial" w:hAnsi="Arial"/>
+          <w:sz w:val="20"/>
+          <w:szCs w:val="20"/>
+        </w:rPr>
+        <w:t xml:space="preserve">- [ ] Watched all presentations attentively</w:t>
+      </w:r>
+    </w:p>
+    <w:p>
+      <w:pPr>
+        <w:spacing w:after="60"/>
+      </w:pPr>
+      <w:r>
+        <w:rPr>
+          <w:rFonts w:ascii="Arial" w:cs="Arial" w:eastAsia="Arial" w:hAnsi="Arial"/>
+          <w:sz w:val="20"/>
+          <w:szCs w:val="20"/>
+        </w:rPr>
+        <w:t xml:space="preserve">- [ ] Filled out evaluation forms</w:t>
+      </w:r>
+    </w:p>
+    <w:p>
+      <w:pPr>
+        <w:spacing w:after="60"/>
+      </w:pPr>
+      <w:r>
+        <w:rPr>
+          <w:rFonts w:ascii="Arial" w:cs="Arial" w:eastAsia="Arial" w:hAnsi="Arial"/>
+          <w:sz w:val="20"/>
+          <w:szCs w:val="20"/>
+        </w:rPr>
+        <w:t xml:space="preserve">- [ ] Asked thoughtful questions</w:t>
+      </w:r>
+    </w:p>
+    <w:p>
+      <w:pPr>
+        <w:spacing w:after="60"/>
+      </w:pPr>
+      <w:r>
+        <w:rPr>
+          <w:rFonts w:ascii="Arial" w:cs="Arial" w:eastAsia="Arial" w:hAnsi="Arial"/>
+          <w:sz w:val="20"/>
+          <w:szCs w:val="20"/>
+        </w:rPr>
+        <w:t xml:space="preserve">- [ ] Celebrated peers' work</w:t>
+      </w:r>
+    </w:p>
+    <w:p>
+      <w:pPr>
+        <w:spacing w:after="160"/>
       </w:pPr>
     </w:p>
     <w:p>
